--- a/921-handout.docx
+++ b/921-handout.docx
@@ -15806,7 +15806,7 @@
           <w:sz w:val="25"/>
           <w:szCs w:val="25"/>
         </w:rPr>
-        <w:t xml:space="preserve">騰・謄・勝</w:t>
+        <w:t xml:space="preserve">騰・謄・藤・勝</w:t>
       </w:r>
     </w:p>
     <w:tbl>
@@ -16398,7 +16398,7 @@
                 <w:sz w:val="20"/>
                 <w:szCs w:val="20"/>
               </w:rPr>
-              <w:t xml:space="preserve">抄寫，動</w:t>
+              <w:t xml:space="preserve">複寫、抄寫，動</w:t>
             </w:r>
           </w:p>
         </w:tc>
@@ -16431,7 +16431,147 @@
                 <w:sz w:val="20"/>
                 <w:szCs w:val="20"/>
               </w:rPr>
-              <w:t xml:space="preserve">「謄」寫、「謄」錄、「謄」本</w:t>
+              <w:t xml:space="preserve">「謄」稿、「謄」寫</w:t>
+            </w:r>
+          </w:p>
+        </w:tc>
+      </w:tr>
+      <w:tr>
+        <w:trPr>
+          <w:cantSplit/>
+          <w:trHeight w:val="560" w:hRule="atLeast"/>
+        </w:trPr>
+        <w:tc>
+          <w:tcPr>
+            <w:tcW w:type="dxa" w:w="907"/>
+            <w:tcBorders>
+              <w:top w:val="single" w:color="000000" w:sz="4"/>
+              <w:left w:val="single" w:color="000000" w:sz="4"/>
+              <w:bottom w:val="single" w:color="000000" w:sz="4"/>
+              <w:right w:val="single" w:color="000000" w:sz="4"/>
+            </w:tcBorders>
+            <w:tcMar>
+              <w:top w:type="dxa" w:w="50"/>
+              <w:left w:type="dxa" w:w="100"/>
+              <w:bottom w:type="dxa" w:w="50"/>
+              <w:right w:type="dxa" w:w="100"/>
+            </w:tcMar>
+            <w:vAlign w:val="center"/>
+          </w:tcPr>
+          <w:p>
+            <w:pPr>
+              <w:spacing w:after="0" w:line="276"/>
+              <w:jc w:val="center"/>
+            </w:pPr>
+            <w:r>
+              <w:rPr>
+                <w:rFonts w:ascii="Microsoft JhengHei" w:eastAsia="Microsoft JhengHei" w:hAnsi="Microsoft JhengHei"/>
+                <w:b/>
+                <w:bCs/>
+                <w:sz w:val="32"/>
+                <w:szCs w:val="32"/>
+              </w:rPr>
+              <w:t xml:space="preserve">藤</w:t>
+            </w:r>
+          </w:p>
+        </w:tc>
+        <w:tc>
+          <w:tcPr>
+            <w:tcW w:type="dxa" w:w="1361"/>
+            <w:tcBorders>
+              <w:top w:val="single" w:color="000000" w:sz="4"/>
+              <w:left w:val="single" w:color="000000" w:sz="4"/>
+              <w:bottom w:val="single" w:color="000000" w:sz="4"/>
+              <w:right w:val="single" w:color="000000" w:sz="4"/>
+            </w:tcBorders>
+            <w:tcMar>
+              <w:top w:type="dxa" w:w="50"/>
+              <w:left w:type="dxa" w:w="100"/>
+              <w:bottom w:type="dxa" w:w="50"/>
+              <w:right w:type="dxa" w:w="100"/>
+            </w:tcMar>
+            <w:vAlign w:val="center"/>
+          </w:tcPr>
+          <w:p>
+            <w:pPr>
+              <w:spacing w:after="0" w:line="276"/>
+            </w:pPr>
+            <w:r>
+              <w:rPr>
+                <w:rFonts w:ascii="Microsoft JhengHei" w:eastAsia="Microsoft JhengHei" w:hAnsi="Microsoft JhengHei"/>
+                <w:b w:val="false"/>
+                <w:bCs w:val="false"/>
+                <w:color w:val="B8442F"/>
+                <w:sz w:val="20"/>
+                <w:szCs w:val="20"/>
+              </w:rPr>
+              <w:t xml:space="preserve">ㄊㄥˊ</w:t>
+            </w:r>
+          </w:p>
+        </w:tc>
+        <w:tc>
+          <w:tcPr>
+            <w:tcW w:type="dxa" w:w="3175"/>
+            <w:tcBorders>
+              <w:top w:val="single" w:color="000000" w:sz="4"/>
+              <w:left w:val="single" w:color="000000" w:sz="4"/>
+              <w:bottom w:val="single" w:color="000000" w:sz="4"/>
+              <w:right w:val="single" w:color="000000" w:sz="4"/>
+            </w:tcBorders>
+            <w:tcMar>
+              <w:top w:type="dxa" w:w="50"/>
+              <w:left w:type="dxa" w:w="100"/>
+              <w:bottom w:type="dxa" w:w="50"/>
+              <w:right w:type="dxa" w:w="100"/>
+            </w:tcMar>
+            <w:vAlign w:val="center"/>
+          </w:tcPr>
+          <w:p>
+            <w:pPr>
+              <w:spacing w:after="0" w:line="276"/>
+            </w:pPr>
+            <w:r>
+              <w:rPr>
+                <w:rFonts w:ascii="Microsoft JhengHei" w:eastAsia="Microsoft JhengHei" w:hAnsi="Microsoft JhengHei"/>
+                <w:b w:val="false"/>
+                <w:bCs w:val="false"/>
+                <w:sz w:val="20"/>
+                <w:szCs w:val="20"/>
+              </w:rPr>
+              <w:t xml:space="preserve">植物名，名</w:t>
+            </w:r>
+          </w:p>
+        </w:tc>
+        <w:tc>
+          <w:tcPr>
+            <w:tcW w:type="dxa" w:w="4649"/>
+            <w:tcBorders>
+              <w:top w:val="single" w:color="000000" w:sz="4"/>
+              <w:left w:val="single" w:color="000000" w:sz="4"/>
+              <w:bottom w:val="single" w:color="000000" w:sz="4"/>
+              <w:right w:val="single" w:color="000000" w:sz="4"/>
+            </w:tcBorders>
+            <w:tcMar>
+              <w:top w:type="dxa" w:w="50"/>
+              <w:left w:type="dxa" w:w="100"/>
+              <w:bottom w:type="dxa" w:w="50"/>
+              <w:right w:type="dxa" w:w="100"/>
+            </w:tcMar>
+            <w:vAlign w:val="center"/>
+          </w:tcPr>
+          <w:p>
+            <w:pPr>
+              <w:spacing w:after="0" w:line="276"/>
+            </w:pPr>
+            <w:r>
+              <w:rPr>
+                <w:rFonts w:ascii="Microsoft JhengHei" w:eastAsia="Microsoft JhengHei" w:hAnsi="Microsoft JhengHei"/>
+                <w:b w:val="false"/>
+                <w:bCs w:val="false"/>
+                <w:sz w:val="20"/>
+                <w:szCs w:val="20"/>
+              </w:rPr>
+              <w:t xml:space="preserve">枯「藤」</w:t>
             </w:r>
           </w:p>
         </w:tc>
@@ -16506,7 +16646,7 @@
                 <w:sz w:val="20"/>
                 <w:szCs w:val="20"/>
               </w:rPr>
-              <w:t xml:space="preserve">ㄕㄥ</w:t>
+              <w:t xml:space="preserve">ㄕㄥˋ</w:t>
             </w:r>
           </w:p>
         </w:tc>
@@ -16539,7 +16679,7 @@
                 <w:sz w:val="20"/>
                 <w:szCs w:val="20"/>
               </w:rPr>
-              <w:t xml:space="preserve">能承擔、承受，動</w:t>
+              <w:t xml:space="preserve">占優勢，動</w:t>
             </w:r>
           </w:p>
         </w:tc>
@@ -16572,7 +16712,7 @@
                 <w:sz w:val="20"/>
                 <w:szCs w:val="20"/>
               </w:rPr>
-              <w:t xml:space="preserve">不「勝」負荷、不「勝」酒力</w:t>
+              <w:t xml:space="preserve">「勝」利、「勝」訴、戰「勝」</w:t>
             </w:r>
           </w:p>
         </w:tc>
@@ -16634,7 +16774,7 @@
                 <w:sz w:val="20"/>
                 <w:szCs w:val="20"/>
               </w:rPr>
-              <w:t xml:space="preserve">盡、完全，副</w:t>
+              <w:t xml:space="preserve">在戰爭或競爭中取得優勢，與「敗」相對，名</w:t>
             </w:r>
           </w:p>
         </w:tc>
@@ -16659,16 +16799,6 @@
             <w:pPr>
               <w:spacing w:after="0" w:line="276"/>
             </w:pPr>
-            <w:r>
-              <w:rPr>
-                <w:rFonts w:ascii="Microsoft JhengHei" w:eastAsia="Microsoft JhengHei" w:hAnsi="Microsoft JhengHei"/>
-                <w:b w:val="false"/>
-                <w:bCs w:val="false"/>
-                <w:sz w:val="20"/>
-                <w:szCs w:val="20"/>
-              </w:rPr>
-              <w:t xml:space="preserve">不可「勝」數、</w:t>
-            </w:r>
             <w:r>
               <w:rPr>
                 <w:rFonts w:ascii="Microsoft JhengHei" w:eastAsia="Microsoft JhengHei" w:hAnsi="Microsoft JhengHei"/>
@@ -16677,7 +16807,7 @@
                 <w:sz w:val="20"/>
                 <w:szCs w:val="20"/>
               </w:rPr>
-              <w:t xml:space="preserve">【成語】不「勝」枚舉（無法一一列舉，形容數量極多）</w:t>
+              <w:t xml:space="preserve">【成語】旗開得「勝」（比喻事情一開始就獲得成功）</w:t>
             </w:r>
           </w:p>
         </w:tc>
@@ -16688,137 +16818,91 @@
         </w:trPr>
         <w:tc>
           <w:tcPr>
-            <w:tcW w:type="dxa" w:w="907"/>
-            <w:vMerge w:val="restart"/>
-            <w:tcBorders>
-              <w:top w:val="single" w:color="000000" w:sz="4"/>
-              <w:left w:val="single" w:color="000000" w:sz="4"/>
-              <w:bottom w:val="single" w:color="000000" w:sz="4"/>
-              <w:right w:val="single" w:color="000000" w:sz="4"/>
-            </w:tcBorders>
-            <w:tcMar>
-              <w:top w:type="dxa" w:w="50"/>
-              <w:left w:type="dxa" w:w="100"/>
-              <w:bottom w:type="dxa" w:w="50"/>
-              <w:right w:type="dxa" w:w="100"/>
-            </w:tcMar>
-            <w:vAlign w:val="center"/>
-          </w:tcPr>
-          <w:p>
-            <w:pPr>
-              <w:spacing w:after="0" w:line="276"/>
-              <w:jc w:val="center"/>
+            <w:vMerge w:val="continue"/>
+            <w:tcBorders>
+              <w:top w:val="single" w:color="000000" w:sz="4"/>
+              <w:left w:val="single" w:color="000000" w:sz="4"/>
+              <w:bottom w:val="single" w:color="000000" w:sz="4"/>
+              <w:right w:val="single" w:color="000000" w:sz="4"/>
+            </w:tcBorders>
+          </w:tcPr>
+          <w:p/>
+        </w:tc>
+        <w:tc>
+          <w:tcPr>
+            <w:vMerge w:val="continue"/>
+            <w:tcBorders>
+              <w:top w:val="single" w:color="000000" w:sz="4"/>
+              <w:left w:val="single" w:color="000000" w:sz="4"/>
+              <w:bottom w:val="single" w:color="000000" w:sz="4"/>
+              <w:right w:val="single" w:color="000000" w:sz="4"/>
+            </w:tcBorders>
+          </w:tcPr>
+          <w:p/>
+        </w:tc>
+        <w:tc>
+          <w:tcPr>
+            <w:tcW w:type="dxa" w:w="3175"/>
+            <w:tcBorders>
+              <w:top w:val="single" w:color="000000" w:sz="4"/>
+              <w:left w:val="single" w:color="000000" w:sz="4"/>
+              <w:bottom w:val="single" w:color="000000" w:sz="4"/>
+              <w:right w:val="single" w:color="000000" w:sz="4"/>
+            </w:tcBorders>
+            <w:tcMar>
+              <w:top w:type="dxa" w:w="50"/>
+              <w:left w:type="dxa" w:w="100"/>
+              <w:bottom w:type="dxa" w:w="50"/>
+              <w:right w:type="dxa" w:w="100"/>
+            </w:tcMar>
+            <w:vAlign w:val="center"/>
+          </w:tcPr>
+          <w:p>
+            <w:pPr>
+              <w:spacing w:after="0" w:line="276"/>
+            </w:pPr>
+            <w:r>
+              <w:rPr>
+                <w:rFonts w:ascii="Microsoft JhengHei" w:eastAsia="Microsoft JhengHei" w:hAnsi="Microsoft JhengHei"/>
+                <w:b w:val="false"/>
+                <w:bCs w:val="false"/>
+                <w:sz w:val="20"/>
+                <w:szCs w:val="20"/>
+              </w:rPr>
+              <w:t xml:space="preserve">超越，動</w:t>
+            </w:r>
+          </w:p>
+        </w:tc>
+        <w:tc>
+          <w:tcPr>
+            <w:tcW w:type="dxa" w:w="4649"/>
+            <w:tcBorders>
+              <w:top w:val="single" w:color="000000" w:sz="4"/>
+              <w:left w:val="single" w:color="000000" w:sz="4"/>
+              <w:bottom w:val="single" w:color="000000" w:sz="4"/>
+              <w:right w:val="single" w:color="000000" w:sz="4"/>
+            </w:tcBorders>
+            <w:tcMar>
+              <w:top w:type="dxa" w:w="50"/>
+              <w:left w:type="dxa" w:w="100"/>
+              <w:bottom w:type="dxa" w:w="50"/>
+              <w:right w:type="dxa" w:w="100"/>
+            </w:tcMar>
+            <w:vAlign w:val="center"/>
+          </w:tcPr>
+          <w:p>
+            <w:pPr>
+              <w:spacing w:after="0" w:line="276"/>
             </w:pPr>
             <w:r>
               <w:rPr>
                 <w:rFonts w:ascii="Microsoft JhengHei" w:eastAsia="Microsoft JhengHei" w:hAnsi="Microsoft JhengHei"/>
                 <w:b/>
                 <w:bCs/>
-                <w:sz w:val="32"/>
-                <w:szCs w:val="32"/>
-              </w:rPr>
-              <w:t xml:space="preserve">勝</w:t>
-            </w:r>
-          </w:p>
-        </w:tc>
-        <w:tc>
-          <w:tcPr>
-            <w:tcW w:type="dxa" w:w="1361"/>
-            <w:vMerge w:val="restart"/>
-            <w:tcBorders>
-              <w:top w:val="single" w:color="000000" w:sz="4"/>
-              <w:left w:val="single" w:color="000000" w:sz="4"/>
-              <w:bottom w:val="single" w:color="000000" w:sz="4"/>
-              <w:right w:val="single" w:color="000000" w:sz="4"/>
-            </w:tcBorders>
-            <w:tcMar>
-              <w:top w:type="dxa" w:w="50"/>
-              <w:left w:type="dxa" w:w="100"/>
-              <w:bottom w:type="dxa" w:w="50"/>
-              <w:right w:type="dxa" w:w="100"/>
-            </w:tcMar>
-            <w:vAlign w:val="center"/>
-          </w:tcPr>
-          <w:p>
-            <w:pPr>
-              <w:spacing w:after="0" w:line="276"/>
-            </w:pPr>
-            <w:r>
-              <w:rPr>
-                <w:rFonts w:ascii="Microsoft JhengHei" w:eastAsia="Microsoft JhengHei" w:hAnsi="Microsoft JhengHei"/>
-                <w:b w:val="false"/>
-                <w:bCs w:val="false"/>
-                <w:color w:val="B8442F"/>
-                <w:sz w:val="20"/>
-                <w:szCs w:val="20"/>
-              </w:rPr>
-              <w:t xml:space="preserve">ㄕㄥˋ</w:t>
-            </w:r>
-          </w:p>
-        </w:tc>
-        <w:tc>
-          <w:tcPr>
-            <w:tcW w:type="dxa" w:w="3175"/>
-            <w:tcBorders>
-              <w:top w:val="single" w:color="000000" w:sz="4"/>
-              <w:left w:val="single" w:color="000000" w:sz="4"/>
-              <w:bottom w:val="single" w:color="000000" w:sz="4"/>
-              <w:right w:val="single" w:color="000000" w:sz="4"/>
-            </w:tcBorders>
-            <w:tcMar>
-              <w:top w:type="dxa" w:w="50"/>
-              <w:left w:type="dxa" w:w="100"/>
-              <w:bottom w:type="dxa" w:w="50"/>
-              <w:right w:type="dxa" w:w="100"/>
-            </w:tcMar>
-            <w:vAlign w:val="center"/>
-          </w:tcPr>
-          <w:p>
-            <w:pPr>
-              <w:spacing w:after="0" w:line="276"/>
-            </w:pPr>
-            <w:r>
-              <w:rPr>
-                <w:rFonts w:ascii="Microsoft JhengHei" w:eastAsia="Microsoft JhengHei" w:hAnsi="Microsoft JhengHei"/>
-                <w:b w:val="false"/>
-                <w:bCs w:val="false"/>
-                <w:sz w:val="20"/>
-                <w:szCs w:val="20"/>
-              </w:rPr>
-              <w:t xml:space="preserve">贏、取得優勢，動</w:t>
-            </w:r>
-          </w:p>
-        </w:tc>
-        <w:tc>
-          <w:tcPr>
-            <w:tcW w:type="dxa" w:w="4649"/>
-            <w:tcBorders>
-              <w:top w:val="single" w:color="000000" w:sz="4"/>
-              <w:left w:val="single" w:color="000000" w:sz="4"/>
-              <w:bottom w:val="single" w:color="000000" w:sz="4"/>
-              <w:right w:val="single" w:color="000000" w:sz="4"/>
-            </w:tcBorders>
-            <w:tcMar>
-              <w:top w:type="dxa" w:w="50"/>
-              <w:left w:type="dxa" w:w="100"/>
-              <w:bottom w:type="dxa" w:w="50"/>
-              <w:right w:type="dxa" w:w="100"/>
-            </w:tcMar>
-            <w:vAlign w:val="center"/>
-          </w:tcPr>
-          <w:p>
-            <w:pPr>
-              <w:spacing w:after="0" w:line="276"/>
-            </w:pPr>
-            <w:r>
-              <w:rPr>
-                <w:rFonts w:ascii="Microsoft JhengHei" w:eastAsia="Microsoft JhengHei" w:hAnsi="Microsoft JhengHei"/>
-                <w:b w:val="false"/>
-                <w:bCs w:val="false"/>
-                <w:sz w:val="20"/>
-                <w:szCs w:val="20"/>
-              </w:rPr>
-              <w:t xml:space="preserve">戰「勝」、獲「勝」</w:t>
+                <w:sz w:val="20"/>
+                <w:szCs w:val="20"/>
+              </w:rPr>
+              <w:t xml:space="preserve">【成語】略「勝」一籌（比喻兩相比較，其中一方稍微高明一些）</w:t>
             </w:r>
           </w:p>
         </w:tc>
@@ -16880,7 +16964,7 @@
                 <w:sz w:val="20"/>
                 <w:szCs w:val="20"/>
               </w:rPr>
-              <w:t xml:space="preserve">超越、優過，動</w:t>
+              <w:t xml:space="preserve">美好的、優越的，形</w:t>
             </w:r>
           </w:p>
         </w:tc>
@@ -16913,7 +16997,7 @@
                 <w:sz w:val="20"/>
                 <w:szCs w:val="20"/>
               </w:rPr>
-              <w:t xml:space="preserve">「勝」過、青出於藍而「勝」於藍</w:t>
+              <w:t xml:space="preserve">名山「勝」景、「勝」地</w:t>
             </w:r>
           </w:p>
         </w:tc>
@@ -16924,6 +17008,157 @@
         </w:trPr>
         <w:tc>
           <w:tcPr>
+            <w:tcW w:type="dxa" w:w="907"/>
+            <w:vMerge w:val="restart"/>
+            <w:tcBorders>
+              <w:top w:val="single" w:color="000000" w:sz="4"/>
+              <w:left w:val="single" w:color="000000" w:sz="4"/>
+              <w:bottom w:val="single" w:color="000000" w:sz="4"/>
+              <w:right w:val="single" w:color="000000" w:sz="4"/>
+            </w:tcBorders>
+            <w:tcMar>
+              <w:top w:type="dxa" w:w="50"/>
+              <w:left w:type="dxa" w:w="100"/>
+              <w:bottom w:type="dxa" w:w="50"/>
+              <w:right w:type="dxa" w:w="100"/>
+            </w:tcMar>
+            <w:vAlign w:val="center"/>
+          </w:tcPr>
+          <w:p>
+            <w:pPr>
+              <w:spacing w:after="0" w:line="276"/>
+              <w:jc w:val="center"/>
+            </w:pPr>
+            <w:r>
+              <w:rPr>
+                <w:rFonts w:ascii="Microsoft JhengHei" w:eastAsia="Microsoft JhengHei" w:hAnsi="Microsoft JhengHei"/>
+                <w:b/>
+                <w:bCs/>
+                <w:sz w:val="32"/>
+                <w:szCs w:val="32"/>
+              </w:rPr>
+              <w:t xml:space="preserve">勝</w:t>
+            </w:r>
+          </w:p>
+        </w:tc>
+        <w:tc>
+          <w:tcPr>
+            <w:tcW w:type="dxa" w:w="1361"/>
+            <w:vMerge w:val="restart"/>
+            <w:tcBorders>
+              <w:top w:val="single" w:color="000000" w:sz="4"/>
+              <w:left w:val="single" w:color="000000" w:sz="4"/>
+              <w:bottom w:val="single" w:color="000000" w:sz="4"/>
+              <w:right w:val="single" w:color="000000" w:sz="4"/>
+            </w:tcBorders>
+            <w:tcMar>
+              <w:top w:type="dxa" w:w="50"/>
+              <w:left w:type="dxa" w:w="100"/>
+              <w:bottom w:type="dxa" w:w="50"/>
+              <w:right w:type="dxa" w:w="100"/>
+            </w:tcMar>
+            <w:vAlign w:val="center"/>
+          </w:tcPr>
+          <w:p>
+            <w:pPr>
+              <w:spacing w:after="0" w:line="276"/>
+            </w:pPr>
+            <w:r>
+              <w:rPr>
+                <w:rFonts w:ascii="Microsoft JhengHei" w:eastAsia="Microsoft JhengHei" w:hAnsi="Microsoft JhengHei"/>
+                <w:b w:val="false"/>
+                <w:bCs w:val="false"/>
+                <w:color w:val="B8442F"/>
+                <w:sz w:val="20"/>
+                <w:szCs w:val="20"/>
+              </w:rPr>
+              <w:t xml:space="preserve">ㄕㄥ</w:t>
+            </w:r>
+          </w:p>
+        </w:tc>
+        <w:tc>
+          <w:tcPr>
+            <w:tcW w:type="dxa" w:w="3175"/>
+            <w:tcBorders>
+              <w:top w:val="single" w:color="000000" w:sz="4"/>
+              <w:left w:val="single" w:color="000000" w:sz="4"/>
+              <w:bottom w:val="single" w:color="000000" w:sz="4"/>
+              <w:right w:val="single" w:color="000000" w:sz="4"/>
+            </w:tcBorders>
+            <w:tcMar>
+              <w:top w:type="dxa" w:w="50"/>
+              <w:left w:type="dxa" w:w="100"/>
+              <w:bottom w:type="dxa" w:w="50"/>
+              <w:right w:type="dxa" w:w="100"/>
+            </w:tcMar>
+            <w:vAlign w:val="center"/>
+          </w:tcPr>
+          <w:p>
+            <w:pPr>
+              <w:spacing w:after="0" w:line="276"/>
+            </w:pPr>
+            <w:r>
+              <w:rPr>
+                <w:rFonts w:ascii="Microsoft JhengHei" w:eastAsia="Microsoft JhengHei" w:hAnsi="Microsoft JhengHei"/>
+                <w:b w:val="false"/>
+                <w:bCs w:val="false"/>
+                <w:sz w:val="20"/>
+                <w:szCs w:val="20"/>
+              </w:rPr>
+              <w:t xml:space="preserve">禁得起、承受得了，動</w:t>
+            </w:r>
+          </w:p>
+        </w:tc>
+        <w:tc>
+          <w:tcPr>
+            <w:tcW w:type="dxa" w:w="4649"/>
+            <w:tcBorders>
+              <w:top w:val="single" w:color="000000" w:sz="4"/>
+              <w:left w:val="single" w:color="000000" w:sz="4"/>
+              <w:bottom w:val="single" w:color="000000" w:sz="4"/>
+              <w:right w:val="single" w:color="000000" w:sz="4"/>
+            </w:tcBorders>
+            <w:tcMar>
+              <w:top w:type="dxa" w:w="50"/>
+              <w:left w:type="dxa" w:w="100"/>
+              <w:bottom w:type="dxa" w:w="50"/>
+              <w:right w:type="dxa" w:w="100"/>
+            </w:tcMar>
+            <w:vAlign w:val="center"/>
+          </w:tcPr>
+          <w:p>
+            <w:pPr>
+              <w:spacing w:after="0" w:line="276"/>
+            </w:pPr>
+            <w:r>
+              <w:rPr>
+                <w:rFonts w:ascii="Microsoft JhengHei" w:eastAsia="Microsoft JhengHei" w:hAnsi="Microsoft JhengHei"/>
+                <w:b w:val="false"/>
+                <w:bCs w:val="false"/>
+                <w:sz w:val="20"/>
+                <w:szCs w:val="20"/>
+              </w:rPr>
+              <w:t xml:space="preserve">「勝」任、</w:t>
+            </w:r>
+            <w:r>
+              <w:rPr>
+                <w:rFonts w:ascii="Microsoft JhengHei" w:eastAsia="Microsoft JhengHei" w:hAnsi="Microsoft JhengHei"/>
+                <w:b/>
+                <w:bCs/>
+                <w:sz w:val="20"/>
+                <w:szCs w:val="20"/>
+              </w:rPr>
+              <w:t xml:space="preserve">不「勝」其擾（不能忍受一再的打擾）</w:t>
+            </w:r>
+          </w:p>
+        </w:tc>
+      </w:tr>
+      <w:tr>
+        <w:trPr>
+          <w:cantSplit/>
+        </w:trPr>
+        <w:tc>
+          <w:tcPr>
             <w:vMerge w:val="continue"/>
             <w:tcBorders>
               <w:top w:val="single" w:color="000000" w:sz="4"/>
@@ -16975,7 +17210,7 @@
                 <w:sz w:val="20"/>
                 <w:szCs w:val="20"/>
               </w:rPr>
-              <w:t xml:space="preserve">優美的，形</w:t>
+              <w:t xml:space="preserve">盡、皆、全部，副</w:t>
             </w:r>
           </w:p>
         </w:tc>
@@ -17003,12 +17238,22 @@
             <w:r>
               <w:rPr>
                 <w:rFonts w:ascii="Microsoft JhengHei" w:eastAsia="Microsoft JhengHei" w:hAnsi="Microsoft JhengHei"/>
-                <w:b w:val="false"/>
-                <w:bCs w:val="false"/>
-                <w:sz w:val="20"/>
-                <w:szCs w:val="20"/>
-              </w:rPr>
-              <w:t xml:space="preserve">「勝」景、名「勝」古蹟</w:t>
+                <w:b/>
+                <w:bCs/>
+                <w:sz w:val="20"/>
+                <w:szCs w:val="20"/>
+              </w:rPr>
+              <w:t xml:space="preserve">【成語】不「勝」枚舉（事物太多，不能一一舉出）</w:t>
+            </w:r>
+            <w:r>
+              <w:rPr>
+                <w:rFonts w:ascii="Microsoft JhengHei" w:eastAsia="Microsoft JhengHei" w:hAnsi="Microsoft JhengHei"/>
+                <w:b w:val="false"/>
+                <w:bCs w:val="false"/>
+                <w:sz w:val="20"/>
+                <w:szCs w:val="20"/>
+              </w:rPr>
+              <w:t xml:space="preserve">、不可「勝」數（非常多，多到數不完）</w:t>
             </w:r>
           </w:p>
         </w:tc>

--- a/921-handout.docx
+++ b/921-handout.docx
@@ -7155,6 +7155,7 @@
                 <w:rFonts w:ascii="Microsoft JhengHei" w:hAnsi="Microsoft JhengHei" w:eastAsia="Microsoft JhengHei"/>
                 <w:sz w:val="20"/>
               </w:rPr>
+              <w:t>嘲笑、戲弄，動</w:t>
             </w:r>
           </w:p>
         </w:tc>
